--- a/Daniel Buergler Resume.docx
+++ b/Daniel Buergler Resume.docx
@@ -16,16 +16,16 @@
         <w:rPr>
           <w:b/>
           <w:color w:val="000000"/>
-          <w:sz w:val="24"/>
-          <w:szCs w:val="24"/>
-        </w:rPr>
-      </w:pPr>
-      <w:r>
-        <w:rPr>
-          <w:b/>
-          <w:color w:val="000000"/>
-          <w:sz w:val="24"/>
-          <w:szCs w:val="24"/>
+          <w:sz w:val="28"/>
+          <w:szCs w:val="28"/>
+        </w:rPr>
+      </w:pPr>
+      <w:r>
+        <w:rPr>
+          <w:b/>
+          <w:color w:val="000000"/>
+          <w:sz w:val="28"/>
+          <w:szCs w:val="28"/>
         </w:rPr>
         <w:t>Daniel Buergler</w:t>
       </w:r>
@@ -50,111 +50,113 @@
       <w:r>
         <w:rPr>
           <w:color w:val="000000"/>
-        </w:rPr>
-        <w:t>daniel.jbuergler@gmail.com</w:t>
-      </w:r>
-    </w:p>
-    <w:p>
-      <w:pPr>
-        <w:pBdr>
-          <w:top w:val="nil"/>
-          <w:left w:val="nil"/>
-          <w:bottom w:val="nil"/>
-          <w:right w:val="nil"/>
-          <w:between w:val="nil"/>
-        </w:pBdr>
-        <w:spacing w:after="0"/>
-        <w:jc w:val="center"/>
-        <w:rPr>
-          <w:color w:val="000000"/>
           <w:sz w:val="22"/>
           <w:szCs w:val="22"/>
         </w:rPr>
-      </w:pPr>
-      <w:r>
+        <w:t>daniel.jbuergler@gmail.com</w:t>
+      </w:r>
+    </w:p>
+    <w:p>
+      <w:pPr>
+        <w:pBdr>
+          <w:top w:val="nil"/>
+          <w:left w:val="nil"/>
+          <w:bottom w:val="nil"/>
+          <w:right w:val="nil"/>
+          <w:between w:val="nil"/>
+        </w:pBdr>
+        <w:spacing w:after="0"/>
+        <w:jc w:val="center"/>
         <w:rPr>
           <w:color w:val="000000"/>
           <w:sz w:val="22"/>
           <w:szCs w:val="22"/>
         </w:rPr>
-        <w:t>317-509-7869</w:t>
-      </w:r>
-    </w:p>
-    <w:p>
-      <w:pPr>
-        <w:pBdr>
-          <w:top w:val="nil"/>
-          <w:left w:val="nil"/>
-          <w:bottom w:val="nil"/>
-          <w:right w:val="nil"/>
-          <w:between w:val="nil"/>
-        </w:pBdr>
-        <w:spacing w:after="0"/>
-        <w:jc w:val="center"/>
+      </w:pPr>
+      <w:r>
         <w:rPr>
           <w:color w:val="000000"/>
           <w:sz w:val="22"/>
           <w:szCs w:val="22"/>
         </w:rPr>
-      </w:pPr>
-      <w:r>
+        <w:t>317-509-7869</w:t>
+      </w:r>
+    </w:p>
+    <w:p>
+      <w:pPr>
+        <w:pBdr>
+          <w:top w:val="nil"/>
+          <w:left w:val="nil"/>
+          <w:bottom w:val="nil"/>
+          <w:right w:val="nil"/>
+          <w:between w:val="nil"/>
+        </w:pBdr>
+        <w:spacing w:after="0"/>
+        <w:jc w:val="center"/>
         <w:rPr>
           <w:color w:val="000000"/>
           <w:sz w:val="22"/>
           <w:szCs w:val="22"/>
         </w:rPr>
-        <w:t>Indianapolis, IN</w:t>
-      </w:r>
-    </w:p>
-    <w:p>
-      <w:pPr>
-        <w:pBdr>
-          <w:top w:val="nil"/>
-          <w:left w:val="nil"/>
-          <w:bottom w:val="nil"/>
-          <w:right w:val="nil"/>
-          <w:between w:val="nil"/>
-        </w:pBdr>
-        <w:spacing w:after="0"/>
-        <w:jc w:val="center"/>
+      </w:pPr>
+      <w:r>
         <w:rPr>
           <w:color w:val="000000"/>
           <w:sz w:val="22"/>
           <w:szCs w:val="22"/>
         </w:rPr>
-      </w:pPr>
-      <w:r>
+        <w:t>Indianapolis, IN</w:t>
+      </w:r>
+    </w:p>
+    <w:p>
+      <w:pPr>
+        <w:pBdr>
+          <w:top w:val="nil"/>
+          <w:left w:val="nil"/>
+          <w:bottom w:val="nil"/>
+          <w:right w:val="nil"/>
+          <w:between w:val="nil"/>
+        </w:pBdr>
+        <w:spacing w:after="0"/>
+        <w:jc w:val="center"/>
         <w:rPr>
           <w:color w:val="000000"/>
           <w:sz w:val="22"/>
           <w:szCs w:val="22"/>
         </w:rPr>
-        <w:t>https://dbuergler.github.io/portfolioProject/</w:t>
-      </w:r>
-    </w:p>
-    <w:p>
-      <w:pPr>
-        <w:pBdr>
-          <w:top w:val="nil"/>
-          <w:left w:val="nil"/>
-          <w:bottom w:val="nil"/>
-          <w:right w:val="nil"/>
-          <w:between w:val="nil"/>
-        </w:pBdr>
-        <w:spacing w:after="0"/>
-        <w:jc w:val="center"/>
+      </w:pPr>
+      <w:r>
         <w:rPr>
           <w:color w:val="000000"/>
           <w:sz w:val="22"/>
           <w:szCs w:val="22"/>
         </w:rPr>
-      </w:pPr>
-      <w:r>
+        <w:t>https://dbuergler.github.io/portfolioProject/</w:t>
+      </w:r>
+    </w:p>
+    <w:p>
+      <w:pPr>
+        <w:pBdr>
+          <w:top w:val="nil"/>
+          <w:left w:val="nil"/>
+          <w:bottom w:val="nil"/>
+          <w:right w:val="nil"/>
+          <w:between w:val="nil"/>
+        </w:pBdr>
+        <w:spacing w:after="0"/>
+        <w:jc w:val="center"/>
         <w:rPr>
           <w:color w:val="000000"/>
           <w:sz w:val="22"/>
           <w:szCs w:val="22"/>
         </w:rPr>
+      </w:pPr>
+      <w:r>
+        <w:rPr>
+          <w:color w:val="000000"/>
+          <w:sz w:val="22"/>
+          <w:szCs w:val="22"/>
+        </w:rPr>
         <w:t>https://www.linkedin.com/in/danielbuergler/</w:t>
       </w:r>
     </w:p>
@@ -172,6 +174,8 @@
         <w:rPr>
           <w:b/>
           <w:color w:val="000000"/>
+          <w:sz w:val="19"/>
+          <w:szCs w:val="19"/>
           <w:u w:val="single"/>
         </w:rPr>
       </w:pPr>
@@ -179,6 +183,8 @@
         <w:rPr>
           <w:b/>
           <w:color w:val="000000"/>
+          <w:sz w:val="19"/>
+          <w:szCs w:val="19"/>
           <w:u w:val="single"/>
         </w:rPr>
         <w:t>Objective:</w:t>
@@ -197,20 +203,30 @@
         <w:jc w:val="left"/>
         <w:rPr>
           <w:color w:val="000000"/>
-        </w:rPr>
-      </w:pPr>
-      <w:r>
-        <w:rPr>
-          <w:color w:val="000000"/>
+          <w:sz w:val="19"/>
+          <w:szCs w:val="19"/>
+        </w:rPr>
+      </w:pPr>
+      <w:r>
+        <w:rPr>
+          <w:color w:val="000000"/>
+          <w:sz w:val="19"/>
+          <w:szCs w:val="19"/>
         </w:rPr>
         <w:t xml:space="preserve">Creative and experienced professional who has </w:t>
       </w:r>
       <w:r>
+        <w:rPr>
+          <w:sz w:val="19"/>
+          <w:szCs w:val="19"/>
+        </w:rPr>
         <w:t>cultivated</w:t>
       </w:r>
       <w:r>
         <w:rPr>
           <w:color w:val="000000"/>
+          <w:sz w:val="19"/>
+          <w:szCs w:val="19"/>
         </w:rPr>
         <w:t xml:space="preserve"> relationships through program management looking to utilize passion for coding and web development to transition from program management to design and development in the tech industry. </w:t>
       </w:r>
@@ -228,6 +244,8 @@
         <w:jc w:val="left"/>
         <w:rPr>
           <w:color w:val="000000"/>
+          <w:sz w:val="19"/>
+          <w:szCs w:val="19"/>
         </w:rPr>
         <w:sectPr>
           <w:pgSz w:w="12240" w:h="15840"/>
@@ -251,6 +269,8 @@
         <w:rPr>
           <w:b/>
           <w:color w:val="000000"/>
+          <w:sz w:val="19"/>
+          <w:szCs w:val="19"/>
           <w:u w:val="single"/>
         </w:rPr>
       </w:pPr>
@@ -258,6 +278,8 @@
         <w:rPr>
           <w:b/>
           <w:color w:val="000000"/>
+          <w:sz w:val="19"/>
+          <w:szCs w:val="19"/>
           <w:u w:val="single"/>
         </w:rPr>
         <w:t>Education:</w:t>
@@ -281,12 +303,16 @@
         <w:rPr>
           <w:b/>
           <w:color w:val="000000"/>
-        </w:rPr>
-      </w:pPr>
-      <w:r>
-        <w:rPr>
-          <w:b/>
-          <w:color w:val="000000"/>
+          <w:sz w:val="19"/>
+          <w:szCs w:val="19"/>
+        </w:rPr>
+      </w:pPr>
+      <w:r>
+        <w:rPr>
+          <w:b/>
+          <w:color w:val="000000"/>
+          <w:sz w:val="19"/>
+          <w:szCs w:val="19"/>
         </w:rPr>
         <w:t xml:space="preserve">Eleven Fifty Academy, Web Development Immersive Learning Program, Indianapolis, IN, </w:t>
       </w:r>
@@ -294,15 +320,28 @@
         <w:rPr>
           <w:b/>
           <w:color w:val="000000"/>
-        </w:rPr>
-        <w:t>November</w:t>
-      </w:r>
-      <w:r>
-        <w:rPr>
-          <w:b/>
-          <w:color w:val="000000"/>
-        </w:rPr>
-        <w:t xml:space="preserve"> 2020</w:t>
+          <w:sz w:val="19"/>
+          <w:szCs w:val="19"/>
+        </w:rPr>
+        <w:t>May</w:t>
+      </w:r>
+      <w:r>
+        <w:rPr>
+          <w:b/>
+          <w:color w:val="000000"/>
+          <w:sz w:val="19"/>
+          <w:szCs w:val="19"/>
+        </w:rPr>
+        <w:t xml:space="preserve"> 202</w:t>
+      </w:r>
+      <w:r>
+        <w:rPr>
+          <w:b/>
+          <w:color w:val="000000"/>
+          <w:sz w:val="19"/>
+          <w:szCs w:val="19"/>
+        </w:rPr>
+        <w:t>1</w:t>
       </w:r>
     </w:p>
     <w:p>
@@ -322,11 +361,15 @@
         <w:jc w:val="left"/>
         <w:rPr>
           <w:color w:val="000000"/>
-        </w:rPr>
-      </w:pPr>
-      <w:r>
-        <w:rPr>
-          <w:color w:val="000000"/>
+          <w:sz w:val="19"/>
+          <w:szCs w:val="19"/>
+        </w:rPr>
+      </w:pPr>
+      <w:r>
+        <w:rPr>
+          <w:color w:val="000000"/>
+          <w:sz w:val="19"/>
+          <w:szCs w:val="19"/>
         </w:rPr>
         <w:t>24-week immersive learning program for Web Development taught with industry-guided curriculum, real-world project-based learning, and 500+ hours of logged coding time and training</w:t>
       </w:r>
@@ -349,12 +392,16 @@
         <w:rPr>
           <w:b/>
           <w:color w:val="000000"/>
-        </w:rPr>
-      </w:pPr>
-      <w:r>
-        <w:rPr>
-          <w:b/>
-          <w:color w:val="000000"/>
+          <w:sz w:val="19"/>
+          <w:szCs w:val="19"/>
+        </w:rPr>
+      </w:pPr>
+      <w:r>
+        <w:rPr>
+          <w:b/>
+          <w:color w:val="000000"/>
+          <w:sz w:val="19"/>
+          <w:szCs w:val="19"/>
         </w:rPr>
         <w:t>University of Indianapolis, Bachelor of Arts in History and Political Science, Lafayette, Indiana, May 2020</w:t>
       </w:r>
@@ -377,12 +424,16 @@
         <w:rPr>
           <w:b/>
           <w:color w:val="000000"/>
+          <w:sz w:val="19"/>
+          <w:szCs w:val="19"/>
         </w:rPr>
       </w:pPr>
       <w:proofErr w:type="gramStart"/>
       <w:r>
         <w:rPr>
           <w:color w:val="000000"/>
+          <w:sz w:val="19"/>
+          <w:szCs w:val="19"/>
         </w:rPr>
         <w:t>4 year</w:t>
       </w:r>
@@ -390,6 +441,8 @@
       <w:r>
         <w:rPr>
           <w:color w:val="000000"/>
+          <w:sz w:val="19"/>
+          <w:szCs w:val="19"/>
         </w:rPr>
         <w:t xml:space="preserve"> Cross country and track and field student-athlete, 2016-2017 Cross country team captain, Kelso Reid Mental Attitude Award winner</w:t>
       </w:r>
@@ -406,22 +459,26 @@
         <w:spacing w:after="0"/>
         <w:rPr>
           <w:color w:val="000000"/>
-        </w:rPr>
-      </w:pPr>
-    </w:p>
-    <w:p>
-      <w:pPr>
-        <w:pBdr>
-          <w:top w:val="nil"/>
-          <w:left w:val="nil"/>
-          <w:bottom w:val="nil"/>
-          <w:right w:val="nil"/>
-          <w:between w:val="nil"/>
-        </w:pBdr>
-        <w:spacing w:after="0"/>
-        <w:rPr>
-          <w:b/>
-          <w:color w:val="000000"/>
+          <w:sz w:val="19"/>
+          <w:szCs w:val="19"/>
+        </w:rPr>
+      </w:pPr>
+    </w:p>
+    <w:p>
+      <w:pPr>
+        <w:pBdr>
+          <w:top w:val="nil"/>
+          <w:left w:val="nil"/>
+          <w:bottom w:val="nil"/>
+          <w:right w:val="nil"/>
+          <w:between w:val="nil"/>
+        </w:pBdr>
+        <w:spacing w:after="0"/>
+        <w:rPr>
+          <w:b/>
+          <w:color w:val="000000"/>
+          <w:sz w:val="19"/>
+          <w:szCs w:val="19"/>
           <w:u w:val="single"/>
         </w:rPr>
       </w:pPr>
@@ -429,6 +486,8 @@
         <w:rPr>
           <w:b/>
           <w:color w:val="000000"/>
+          <w:sz w:val="19"/>
+          <w:szCs w:val="19"/>
           <w:u w:val="single"/>
         </w:rPr>
         <w:t>Technical Skills:</w:t>
@@ -446,27 +505,39 @@
         <w:spacing w:after="0"/>
         <w:rPr>
           <w:color w:val="000000"/>
-        </w:rPr>
-      </w:pPr>
-      <w:r>
-        <w:rPr>
-          <w:b/>
-          <w:color w:val="000000"/>
+          <w:sz w:val="19"/>
+          <w:szCs w:val="19"/>
+        </w:rPr>
+      </w:pPr>
+      <w:r>
+        <w:rPr>
+          <w:b/>
+          <w:color w:val="000000"/>
+          <w:sz w:val="19"/>
+          <w:szCs w:val="19"/>
         </w:rPr>
         <w:t xml:space="preserve">Languages:  </w:t>
       </w:r>
       <w:r>
         <w:rPr>
           <w:color w:val="000000"/>
+          <w:sz w:val="19"/>
+          <w:szCs w:val="19"/>
         </w:rPr>
         <w:t xml:space="preserve">             JavaScript, Node.JS, React, Ty</w:t>
       </w:r>
       <w:r>
+        <w:rPr>
+          <w:sz w:val="19"/>
+          <w:szCs w:val="19"/>
+        </w:rPr>
         <w:t xml:space="preserve">pescript, </w:t>
       </w:r>
       <w:r>
         <w:rPr>
           <w:color w:val="000000"/>
+          <w:sz w:val="19"/>
+          <w:szCs w:val="19"/>
         </w:rPr>
         <w:t>Heroku &amp; Firebase deployment</w:t>
       </w:r>
@@ -483,18 +554,24 @@
         <w:spacing w:after="0"/>
         <w:rPr>
           <w:color w:val="000000"/>
-        </w:rPr>
-      </w:pPr>
-      <w:r>
-        <w:rPr>
-          <w:b/>
-          <w:color w:val="000000"/>
+          <w:sz w:val="19"/>
+          <w:szCs w:val="19"/>
+        </w:rPr>
+      </w:pPr>
+      <w:r>
+        <w:rPr>
+          <w:b/>
+          <w:color w:val="000000"/>
+          <w:sz w:val="19"/>
+          <w:szCs w:val="19"/>
         </w:rPr>
         <w:t xml:space="preserve">CI/CD:                       </w:t>
       </w:r>
       <w:r>
         <w:rPr>
           <w:color w:val="000000"/>
+          <w:sz w:val="19"/>
+          <w:szCs w:val="19"/>
         </w:rPr>
         <w:t>Agile, Git</w:t>
       </w:r>
@@ -511,18 +588,24 @@
         <w:spacing w:after="0"/>
         <w:rPr>
           <w:color w:val="000000"/>
-        </w:rPr>
-      </w:pPr>
-      <w:r>
-        <w:rPr>
-          <w:b/>
-          <w:color w:val="000000"/>
+          <w:sz w:val="19"/>
+          <w:szCs w:val="19"/>
+        </w:rPr>
+      </w:pPr>
+      <w:r>
+        <w:rPr>
+          <w:b/>
+          <w:color w:val="000000"/>
+          <w:sz w:val="19"/>
+          <w:szCs w:val="19"/>
         </w:rPr>
         <w:t>Databases:</w:t>
       </w:r>
       <w:r>
         <w:rPr>
           <w:color w:val="000000"/>
+          <w:sz w:val="19"/>
+          <w:szCs w:val="19"/>
         </w:rPr>
         <w:t xml:space="preserve">               </w:t>
       </w:r>
@@ -530,6 +613,8 @@
       <w:r>
         <w:rPr>
           <w:color w:val="000000"/>
+          <w:sz w:val="19"/>
+          <w:szCs w:val="19"/>
         </w:rPr>
         <w:t>pgAdmin</w:t>
       </w:r>
@@ -537,6 +622,8 @@
       <w:r>
         <w:rPr>
           <w:color w:val="000000"/>
+          <w:sz w:val="19"/>
+          <w:szCs w:val="19"/>
         </w:rPr>
         <w:t xml:space="preserve"> 4 (SQL Server)</w:t>
       </w:r>
@@ -553,18 +640,24 @@
         <w:spacing w:after="0"/>
         <w:rPr>
           <w:color w:val="000000"/>
-        </w:rPr>
-      </w:pPr>
-      <w:r>
-        <w:rPr>
-          <w:b/>
-          <w:color w:val="000000"/>
+          <w:sz w:val="19"/>
+          <w:szCs w:val="19"/>
+        </w:rPr>
+      </w:pPr>
+      <w:r>
+        <w:rPr>
+          <w:b/>
+          <w:color w:val="000000"/>
+          <w:sz w:val="19"/>
+          <w:szCs w:val="19"/>
         </w:rPr>
         <w:t>Web Technologies:</w:t>
       </w:r>
       <w:r>
         <w:rPr>
           <w:color w:val="000000"/>
+          <w:sz w:val="19"/>
+          <w:szCs w:val="19"/>
         </w:rPr>
         <w:t xml:space="preserve"> HTML, CSS, APIs, stateless components, session validation, responsive web design</w:t>
       </w:r>
@@ -587,35 +680,49 @@
         <w:spacing w:after="0"/>
         <w:rPr>
           <w:color w:val="000000"/>
-        </w:rPr>
-      </w:pPr>
-      <w:r>
-        <w:rPr>
-          <w:b/>
+          <w:sz w:val="19"/>
+          <w:szCs w:val="19"/>
+        </w:rPr>
+      </w:pPr>
+      <w:r>
+        <w:rPr>
+          <w:b/>
+          <w:sz w:val="19"/>
+          <w:szCs w:val="19"/>
         </w:rPr>
         <w:t xml:space="preserve">Notebooks: </w:t>
       </w:r>
       <w:r>
         <w:rPr>
           <w:b/>
+          <w:sz w:val="19"/>
+          <w:szCs w:val="19"/>
         </w:rPr>
         <w:tab/>
         <w:t xml:space="preserve">    </w:t>
       </w:r>
       <w:proofErr w:type="spellStart"/>
       <w:r>
+        <w:rPr>
+          <w:sz w:val="19"/>
+          <w:szCs w:val="19"/>
+        </w:rPr>
         <w:t>GitBook</w:t>
       </w:r>
       <w:proofErr w:type="spellEnd"/>
       <w:r>
         <w:rPr>
           <w:color w:val="000000"/>
+          <w:sz w:val="19"/>
+          <w:szCs w:val="19"/>
         </w:rPr>
         <w:t xml:space="preserve">      </w:t>
       </w:r>
       <w:r>
         <w:rPr>
           <w:color w:val="000000"/>
+          <w:sz w:val="19"/>
+          <w:szCs w:val="19"/>
         </w:rPr>
         <w:tab/>
       </w:r>
@@ -632,22 +739,26 @@
         <w:spacing w:after="0"/>
         <w:rPr>
           <w:color w:val="000000"/>
-        </w:rPr>
-      </w:pPr>
-    </w:p>
-    <w:p>
-      <w:pPr>
-        <w:pBdr>
-          <w:top w:val="nil"/>
-          <w:left w:val="nil"/>
-          <w:bottom w:val="nil"/>
-          <w:right w:val="nil"/>
-          <w:between w:val="nil"/>
-        </w:pBdr>
-        <w:spacing w:after="0"/>
-        <w:rPr>
-          <w:b/>
-          <w:color w:val="000000"/>
+          <w:sz w:val="19"/>
+          <w:szCs w:val="19"/>
+        </w:rPr>
+      </w:pPr>
+    </w:p>
+    <w:p>
+      <w:pPr>
+        <w:pBdr>
+          <w:top w:val="nil"/>
+          <w:left w:val="nil"/>
+          <w:bottom w:val="nil"/>
+          <w:right w:val="nil"/>
+          <w:between w:val="nil"/>
+        </w:pBdr>
+        <w:spacing w:after="0"/>
+        <w:rPr>
+          <w:b/>
+          <w:color w:val="000000"/>
+          <w:sz w:val="19"/>
+          <w:szCs w:val="19"/>
           <w:u w:val="single"/>
         </w:rPr>
       </w:pPr>
@@ -655,6 +766,8 @@
         <w:rPr>
           <w:b/>
           <w:color w:val="000000"/>
+          <w:sz w:val="19"/>
+          <w:szCs w:val="19"/>
           <w:u w:val="single"/>
         </w:rPr>
         <w:t xml:space="preserve">Technical Projects: </w:t>
@@ -676,6 +789,8 @@
         <w:spacing w:after="0"/>
         <w:rPr>
           <w:color w:val="000000"/>
+          <w:sz w:val="19"/>
+          <w:szCs w:val="19"/>
         </w:rPr>
       </w:pPr>
       <w:proofErr w:type="spellStart"/>
@@ -683,6 +798,8 @@
         <w:rPr>
           <w:b/>
           <w:color w:val="000000"/>
+          <w:sz w:val="19"/>
+          <w:szCs w:val="19"/>
         </w:rPr>
         <w:t>Pokémon</w:t>
       </w:r>
@@ -691,12 +808,16 @@
         <w:rPr>
           <w:b/>
           <w:color w:val="000000"/>
+          <w:sz w:val="19"/>
+          <w:szCs w:val="19"/>
         </w:rPr>
         <w:t xml:space="preserve"> Search API website</w:t>
       </w:r>
       <w:r>
         <w:rPr>
           <w:b/>
+          <w:sz w:val="19"/>
+          <w:szCs w:val="19"/>
         </w:rPr>
         <w:t>: https://pokemon-apiwd70.firebaseapp.com/</w:t>
       </w:r>
@@ -717,11 +838,15 @@
         <w:spacing w:after="0"/>
         <w:rPr>
           <w:color w:val="000000"/>
-        </w:rPr>
-      </w:pPr>
-      <w:r>
-        <w:rPr>
-          <w:color w:val="000000"/>
+          <w:sz w:val="19"/>
+          <w:szCs w:val="19"/>
+        </w:rPr>
+      </w:pPr>
+      <w:r>
+        <w:rPr>
+          <w:color w:val="000000"/>
+          <w:sz w:val="19"/>
+          <w:szCs w:val="19"/>
         </w:rPr>
         <w:t xml:space="preserve">Utilized </w:t>
       </w:r>
@@ -729,6 +854,8 @@
       <w:r>
         <w:rPr>
           <w:color w:val="000000"/>
+          <w:sz w:val="19"/>
+          <w:szCs w:val="19"/>
         </w:rPr>
         <w:t>PokéAPI</w:t>
       </w:r>
@@ -736,6 +863,8 @@
       <w:r>
         <w:rPr>
           <w:color w:val="000000"/>
+          <w:sz w:val="19"/>
+          <w:szCs w:val="19"/>
         </w:rPr>
         <w:t xml:space="preserve">, HTML5, CSS 3, and </w:t>
       </w:r>
@@ -743,6 +872,8 @@
       <w:r>
         <w:rPr>
           <w:color w:val="000000"/>
+          <w:sz w:val="19"/>
+          <w:szCs w:val="19"/>
         </w:rPr>
         <w:t>Javascript</w:t>
       </w:r>
@@ -750,6 +881,8 @@
       <w:r>
         <w:rPr>
           <w:color w:val="000000"/>
+          <w:sz w:val="19"/>
+          <w:szCs w:val="19"/>
         </w:rPr>
         <w:t xml:space="preserve"> to create a </w:t>
       </w:r>
@@ -757,6 +890,8 @@
       <w:r>
         <w:rPr>
           <w:color w:val="000000"/>
+          <w:sz w:val="19"/>
+          <w:szCs w:val="19"/>
         </w:rPr>
         <w:t>Pokémon</w:t>
       </w:r>
@@ -764,6 +899,8 @@
       <w:r>
         <w:rPr>
           <w:color w:val="000000"/>
+          <w:sz w:val="19"/>
+          <w:szCs w:val="19"/>
         </w:rPr>
         <w:t xml:space="preserve"> search API that finds attributes of random </w:t>
       </w:r>
@@ -771,6 +908,8 @@
       <w:r>
         <w:rPr>
           <w:color w:val="000000"/>
+          <w:sz w:val="19"/>
+          <w:szCs w:val="19"/>
         </w:rPr>
         <w:t>Pokémon</w:t>
       </w:r>
@@ -778,6 +917,8 @@
       <w:r>
         <w:rPr>
           <w:color w:val="000000"/>
+          <w:sz w:val="19"/>
+          <w:szCs w:val="19"/>
         </w:rPr>
         <w:t xml:space="preserve"> character. </w:t>
       </w:r>
@@ -799,11 +940,15 @@
         <w:rPr>
           <w:b/>
           <w:color w:val="000000"/>
-        </w:rPr>
-      </w:pPr>
-      <w:r>
-        <w:rPr>
-          <w:b/>
+          <w:sz w:val="19"/>
+          <w:szCs w:val="19"/>
+        </w:rPr>
+      </w:pPr>
+      <w:r>
+        <w:rPr>
+          <w:b/>
+          <w:sz w:val="19"/>
+          <w:szCs w:val="19"/>
         </w:rPr>
         <w:t>Comix API search comics website: https://comix-app-client.herokuapp.com/</w:t>
       </w:r>
@@ -822,22 +967,46 @@
           <w:between w:val="nil"/>
         </w:pBdr>
         <w:spacing w:after="0"/>
-      </w:pPr>
-      <w:r>
+        <w:rPr>
+          <w:sz w:val="19"/>
+          <w:szCs w:val="19"/>
+        </w:rPr>
+      </w:pPr>
+      <w:r>
+        <w:rPr>
+          <w:sz w:val="19"/>
+          <w:szCs w:val="19"/>
+        </w:rPr>
         <w:t xml:space="preserve">Utilized Comix API, CSS3, </w:t>
       </w:r>
       <w:proofErr w:type="spellStart"/>
       <w:r>
+        <w:rPr>
+          <w:sz w:val="19"/>
+          <w:szCs w:val="19"/>
+        </w:rPr>
         <w:t>Javascript</w:t>
       </w:r>
       <w:proofErr w:type="spellEnd"/>
       <w:r>
+        <w:rPr>
+          <w:sz w:val="19"/>
+          <w:szCs w:val="19"/>
+        </w:rPr>
         <w:t>, and React</w:t>
       </w:r>
       <w:r>
+        <w:rPr>
+          <w:sz w:val="19"/>
+          <w:szCs w:val="19"/>
+        </w:rPr>
         <w:t>.js</w:t>
       </w:r>
       <w:r>
+        <w:rPr>
+          <w:sz w:val="19"/>
+          <w:szCs w:val="19"/>
+        </w:rPr>
         <w:t xml:space="preserve"> to create a comic book website that allows customers to sign up and log in to their shelf to search comics, read comics, and browse a comic book inventory.</w:t>
       </w:r>
     </w:p>
@@ -856,11 +1025,17 @@
           <w:between w:val="nil"/>
         </w:pBdr>
         <w:spacing w:after="0"/>
+        <w:rPr>
+          <w:sz w:val="19"/>
+          <w:szCs w:val="19"/>
+        </w:rPr>
       </w:pPr>
       <w:r>
         <w:rPr>
           <w:b/>
           <w:bCs/>
+          <w:sz w:val="19"/>
+          <w:szCs w:val="19"/>
         </w:rPr>
         <w:t xml:space="preserve">Contractor scheduling app: </w:t>
       </w:r>
@@ -868,6 +1043,8 @@
         <w:rPr>
           <w:b/>
           <w:bCs/>
+          <w:sz w:val="19"/>
+          <w:szCs w:val="19"/>
         </w:rPr>
         <w:t>https://jbhomeremodelingclient.herokuapp.com/</w:t>
       </w:r>
@@ -887,60 +1064,180 @@
           <w:between w:val="nil"/>
         </w:pBdr>
         <w:spacing w:after="0"/>
-      </w:pPr>
-      <w:r>
+        <w:rPr>
+          <w:sz w:val="19"/>
+          <w:szCs w:val="19"/>
+        </w:rPr>
+      </w:pPr>
+      <w:r>
+        <w:rPr>
+          <w:sz w:val="19"/>
+          <w:szCs w:val="19"/>
+        </w:rPr>
         <w:t>Uti</w:t>
       </w:r>
       <w:r>
+        <w:rPr>
+          <w:sz w:val="19"/>
+          <w:szCs w:val="19"/>
+        </w:rPr>
         <w:t>lized CSS3, React.js, Stripe API, and Ant Design to create a scheduling application for a construction project manager</w:t>
       </w:r>
       <w:r>
+        <w:rPr>
+          <w:sz w:val="19"/>
+          <w:szCs w:val="19"/>
+        </w:rPr>
         <w:t xml:space="preserve">. This project utilized various user roles including Admin’s and Users. </w:t>
       </w:r>
     </w:p>
     <w:p>
       <w:pPr>
-        <w:pBdr>
-          <w:top w:val="nil"/>
-          <w:left w:val="nil"/>
-          <w:bottom w:val="nil"/>
-          <w:right w:val="nil"/>
-          <w:between w:val="nil"/>
-        </w:pBdr>
-        <w:spacing w:after="0"/>
-        <w:rPr>
-          <w:color w:val="000000"/>
-        </w:rPr>
-      </w:pPr>
-    </w:p>
-    <w:p>
-      <w:pPr>
-        <w:pBdr>
-          <w:top w:val="nil"/>
-          <w:left w:val="nil"/>
-          <w:bottom w:val="nil"/>
-          <w:right w:val="nil"/>
-          <w:between w:val="nil"/>
-        </w:pBdr>
-        <w:spacing w:after="0"/>
-        <w:rPr>
-          <w:color w:val="000000"/>
-        </w:rPr>
-      </w:pPr>
-    </w:p>
-    <w:p>
-      <w:pPr>
-        <w:pBdr>
-          <w:top w:val="nil"/>
-          <w:left w:val="nil"/>
-          <w:bottom w:val="nil"/>
-          <w:right w:val="nil"/>
-          <w:between w:val="nil"/>
-        </w:pBdr>
-        <w:spacing w:after="0"/>
-        <w:rPr>
-          <w:b/>
-          <w:color w:val="000000"/>
+        <w:pStyle w:val="ListParagraph"/>
+        <w:numPr>
+          <w:ilvl w:val="0"/>
+          <w:numId w:val="3"/>
+        </w:numPr>
+        <w:pBdr>
+          <w:top w:val="nil"/>
+          <w:left w:val="nil"/>
+          <w:bottom w:val="nil"/>
+          <w:right w:val="nil"/>
+          <w:between w:val="nil"/>
+        </w:pBdr>
+        <w:spacing w:after="0"/>
+        <w:rPr>
+          <w:sz w:val="19"/>
+          <w:szCs w:val="19"/>
+        </w:rPr>
+      </w:pPr>
+      <w:r>
+        <w:rPr>
+          <w:b/>
+          <w:bCs/>
+          <w:sz w:val="19"/>
+          <w:szCs w:val="19"/>
+        </w:rPr>
+        <w:t xml:space="preserve">10th Anniversary Company Poll app: </w:t>
+      </w:r>
+      <w:r>
+        <w:rPr>
+          <w:b/>
+          <w:bCs/>
+          <w:sz w:val="19"/>
+          <w:szCs w:val="19"/>
+        </w:rPr>
+        <w:t>http://atlas-pilot-client.herokuapp.com/</w:t>
+      </w:r>
+    </w:p>
+    <w:p>
+      <w:pPr>
+        <w:pStyle w:val="ListParagraph"/>
+        <w:numPr>
+          <w:ilvl w:val="1"/>
+          <w:numId w:val="3"/>
+        </w:numPr>
+        <w:pBdr>
+          <w:top w:val="nil"/>
+          <w:left w:val="nil"/>
+          <w:bottom w:val="nil"/>
+          <w:right w:val="nil"/>
+          <w:between w:val="nil"/>
+        </w:pBdr>
+        <w:spacing w:after="0"/>
+        <w:rPr>
+          <w:sz w:val="19"/>
+          <w:szCs w:val="19"/>
+        </w:rPr>
+      </w:pPr>
+      <w:r>
+        <w:rPr>
+          <w:sz w:val="19"/>
+          <w:szCs w:val="19"/>
+        </w:rPr>
+        <w:t xml:space="preserve">Utilized React.js hooks, </w:t>
+      </w:r>
+      <w:proofErr w:type="spellStart"/>
+      <w:r>
+        <w:rPr>
+          <w:sz w:val="19"/>
+          <w:szCs w:val="19"/>
+        </w:rPr>
+        <w:t>Reactstrap</w:t>
+      </w:r>
+      <w:proofErr w:type="spellEnd"/>
+      <w:r>
+        <w:rPr>
+          <w:sz w:val="19"/>
+          <w:szCs w:val="19"/>
+        </w:rPr>
+        <w:t>, and Chart.js to build a poll app for a 10</w:t>
+      </w:r>
+      <w:r>
+        <w:rPr>
+          <w:sz w:val="19"/>
+          <w:szCs w:val="19"/>
+          <w:vertAlign w:val="superscript"/>
+        </w:rPr>
+        <w:t>th</w:t>
+      </w:r>
+      <w:r>
+        <w:rPr>
+          <w:sz w:val="19"/>
+          <w:szCs w:val="19"/>
+        </w:rPr>
+        <w:t xml:space="preserve"> anniversary party. This project was apart of a group project with the Eleven Fifty Academy Atlas Program Pilot. </w:t>
+      </w:r>
+    </w:p>
+    <w:p>
+      <w:pPr>
+        <w:pBdr>
+          <w:top w:val="nil"/>
+          <w:left w:val="nil"/>
+          <w:bottom w:val="nil"/>
+          <w:right w:val="nil"/>
+          <w:between w:val="nil"/>
+        </w:pBdr>
+        <w:spacing w:after="0"/>
+        <w:rPr>
+          <w:color w:val="000000"/>
+          <w:sz w:val="19"/>
+          <w:szCs w:val="19"/>
+        </w:rPr>
+      </w:pPr>
+    </w:p>
+    <w:p>
+      <w:pPr>
+        <w:pBdr>
+          <w:top w:val="nil"/>
+          <w:left w:val="nil"/>
+          <w:bottom w:val="nil"/>
+          <w:right w:val="nil"/>
+          <w:between w:val="nil"/>
+        </w:pBdr>
+        <w:spacing w:after="0"/>
+        <w:rPr>
+          <w:color w:val="000000"/>
+          <w:sz w:val="19"/>
+          <w:szCs w:val="19"/>
+        </w:rPr>
+      </w:pPr>
+    </w:p>
+    <w:p>
+      <w:pPr>
+        <w:pBdr>
+          <w:top w:val="nil"/>
+          <w:left w:val="nil"/>
+          <w:bottom w:val="nil"/>
+          <w:right w:val="nil"/>
+          <w:between w:val="nil"/>
+        </w:pBdr>
+        <w:spacing w:after="0"/>
+        <w:rPr>
+          <w:b/>
+          <w:color w:val="000000"/>
+          <w:sz w:val="19"/>
+          <w:szCs w:val="19"/>
           <w:u w:val="single"/>
         </w:rPr>
       </w:pPr>
@@ -948,6 +1245,8 @@
         <w:rPr>
           <w:b/>
           <w:color w:val="000000"/>
+          <w:sz w:val="19"/>
+          <w:szCs w:val="19"/>
           <w:u w:val="single"/>
         </w:rPr>
         <w:t>Professional Experience:</w:t>
@@ -960,17 +1259,31 @@
         </w:tabs>
         <w:spacing w:after="120"/>
         <w:ind w:left="1440" w:hanging="1440"/>
-      </w:pPr>
-      <w:r>
+        <w:rPr>
+          <w:sz w:val="19"/>
+          <w:szCs w:val="19"/>
+        </w:rPr>
+      </w:pPr>
+      <w:r>
+        <w:rPr>
+          <w:sz w:val="19"/>
+          <w:szCs w:val="19"/>
+        </w:rPr>
         <w:t>Program Manager, Local Engagement Team,</w:t>
       </w:r>
       <w:r>
         <w:rPr>
           <w:b/>
+          <w:sz w:val="19"/>
+          <w:szCs w:val="19"/>
         </w:rPr>
         <w:t xml:space="preserve"> </w:t>
       </w:r>
       <w:r>
+        <w:rPr>
+          <w:sz w:val="19"/>
+          <w:szCs w:val="19"/>
+        </w:rPr>
         <w:t>National FFA Organization, Indianapolis, IN                                   April 2019-present</w:t>
       </w:r>
     </w:p>
@@ -995,18 +1308,24 @@
         <w:jc w:val="left"/>
         <w:rPr>
           <w:color w:val="000000"/>
+          <w:sz w:val="19"/>
+          <w:szCs w:val="19"/>
         </w:rPr>
       </w:pPr>
       <w:r>
         <w:rPr>
           <w:i/>
           <w:color w:val="000000"/>
+          <w:sz w:val="19"/>
+          <w:szCs w:val="19"/>
         </w:rPr>
         <w:t xml:space="preserve">Grant Management: </w:t>
       </w:r>
       <w:r>
         <w:rPr>
           <w:color w:val="000000"/>
+          <w:sz w:val="19"/>
+          <w:szCs w:val="19"/>
         </w:rPr>
         <w:t>Oversees grant processes for Living to Serve Grant programs which include Living to Serve Yearlong Grant and Living to Serve Day of Service Mini-Grants.</w:t>
       </w:r>
@@ -1032,18 +1351,24 @@
         <w:jc w:val="left"/>
         <w:rPr>
           <w:color w:val="000000"/>
+          <w:sz w:val="19"/>
+          <w:szCs w:val="19"/>
         </w:rPr>
       </w:pPr>
       <w:r>
         <w:rPr>
           <w:i/>
           <w:color w:val="000000"/>
+          <w:sz w:val="19"/>
+          <w:szCs w:val="19"/>
         </w:rPr>
         <w:t>Program Management:</w:t>
       </w:r>
       <w:r>
         <w:rPr>
           <w:color w:val="000000"/>
+          <w:sz w:val="19"/>
+          <w:szCs w:val="19"/>
         </w:rPr>
         <w:t xml:space="preserve"> Organizes and manages the National Days of Service program for FFA chapters at the annual National FFA Convention. </w:t>
       </w:r>
@@ -1069,18 +1394,24 @@
         <w:jc w:val="left"/>
         <w:rPr>
           <w:color w:val="000000"/>
+          <w:sz w:val="19"/>
+          <w:szCs w:val="19"/>
         </w:rPr>
       </w:pPr>
       <w:r>
         <w:rPr>
           <w:i/>
           <w:color w:val="000000"/>
+          <w:sz w:val="19"/>
+          <w:szCs w:val="19"/>
         </w:rPr>
         <w:t>Marketing and Communications:</w:t>
       </w:r>
       <w:r>
         <w:rPr>
           <w:color w:val="000000"/>
+          <w:sz w:val="19"/>
+          <w:szCs w:val="19"/>
         </w:rPr>
         <w:t xml:space="preserve"> Helps to develop marketing and communications materials for Living to Serve Grant programs and National Days of Service program.</w:t>
       </w:r>
@@ -1096,6 +1427,10 @@
           <w:tab w:val="left" w:pos="8370"/>
         </w:tabs>
         <w:spacing w:after="120"/>
+        <w:rPr>
+          <w:sz w:val="19"/>
+          <w:szCs w:val="19"/>
+        </w:rPr>
       </w:pPr>
     </w:p>
     <w:p>
@@ -1111,21 +1446,37 @@
         <w:spacing w:after="120"/>
         <w:rPr>
           <w:b/>
-        </w:rPr>
-      </w:pPr>
-      <w:r>
+          <w:sz w:val="19"/>
+          <w:szCs w:val="19"/>
+        </w:rPr>
+      </w:pPr>
+      <w:r>
+        <w:rPr>
+          <w:sz w:val="19"/>
+          <w:szCs w:val="19"/>
+        </w:rPr>
         <w:t>Assistant Coach Boy’s Cross Country,</w:t>
       </w:r>
       <w:r>
         <w:rPr>
+          <w:sz w:val="19"/>
+          <w:szCs w:val="19"/>
           <w:u w:val="single"/>
         </w:rPr>
         <w:t xml:space="preserve"> </w:t>
       </w:r>
       <w:r>
+        <w:rPr>
+          <w:sz w:val="19"/>
+          <w:szCs w:val="19"/>
+        </w:rPr>
         <w:t>Roncalli High School, Indianapolis, IN</w:t>
       </w:r>
       <w:r>
+        <w:rPr>
+          <w:sz w:val="19"/>
+          <w:szCs w:val="19"/>
+        </w:rPr>
         <w:tab/>
         <w:t xml:space="preserve">                                            July 2017-present </w:t>
       </w:r>
@@ -1147,18 +1498,24 @@
         <w:jc w:val="left"/>
         <w:rPr>
           <w:color w:val="000000"/>
+          <w:sz w:val="19"/>
+          <w:szCs w:val="19"/>
         </w:rPr>
       </w:pPr>
       <w:r>
         <w:rPr>
           <w:i/>
           <w:color w:val="000000"/>
+          <w:sz w:val="19"/>
+          <w:szCs w:val="19"/>
         </w:rPr>
         <w:t>Team Managemen</w:t>
       </w:r>
       <w:r>
         <w:rPr>
           <w:color w:val="000000"/>
+          <w:sz w:val="19"/>
+          <w:szCs w:val="19"/>
         </w:rPr>
         <w:t xml:space="preserve">t: Using collegiate student-athlete experience to develop the program and manage the team. Run and train with the team to improve runners’ development. </w:t>
       </w:r>
@@ -1167,17 +1524,33 @@
       <w:pPr>
         <w:spacing w:after="120"/>
         <w:jc w:val="left"/>
+        <w:rPr>
+          <w:sz w:val="19"/>
+          <w:szCs w:val="19"/>
+        </w:rPr>
       </w:pPr>
     </w:p>
     <w:p>
       <w:pPr>
         <w:spacing w:after="120"/>
         <w:jc w:val="left"/>
-      </w:pPr>
-      <w:r>
+        <w:rPr>
+          <w:sz w:val="19"/>
+          <w:szCs w:val="19"/>
+        </w:rPr>
+      </w:pPr>
+      <w:r>
+        <w:rPr>
+          <w:sz w:val="19"/>
+          <w:szCs w:val="19"/>
+        </w:rPr>
         <w:t>Program Coordinator, Lower Midwest Regional Cooperative Gleaners Food Bank of Indiana, Indianapolis IN. May 2017-April 2019</w:t>
       </w:r>
       <w:r>
+        <w:rPr>
+          <w:sz w:val="19"/>
+          <w:szCs w:val="19"/>
+        </w:rPr>
         <w:tab/>
       </w:r>
     </w:p>
@@ -1198,18 +1571,24 @@
         <w:jc w:val="left"/>
         <w:rPr>
           <w:color w:val="000000"/>
+          <w:sz w:val="19"/>
+          <w:szCs w:val="19"/>
         </w:rPr>
       </w:pPr>
       <w:r>
         <w:rPr>
           <w:i/>
           <w:color w:val="000000"/>
+          <w:sz w:val="19"/>
+          <w:szCs w:val="19"/>
         </w:rPr>
         <w:t>Customer Service</w:t>
       </w:r>
       <w:r>
         <w:rPr>
           <w:color w:val="000000"/>
+          <w:sz w:val="19"/>
+          <w:szCs w:val="19"/>
         </w:rPr>
         <w:t>: Collaborated with team members to provide excellent customer service to 40 food banks in Indiana, Ohio, Illinois, Michigan, and Kentucky.</w:t>
       </w:r>
@@ -1232,18 +1611,24 @@
         <w:rPr>
           <w:i/>
           <w:color w:val="000000"/>
+          <w:sz w:val="19"/>
+          <w:szCs w:val="19"/>
         </w:rPr>
       </w:pPr>
       <w:r>
         <w:rPr>
           <w:i/>
           <w:color w:val="000000"/>
+          <w:sz w:val="19"/>
+          <w:szCs w:val="19"/>
         </w:rPr>
         <w:t>Office management</w:t>
       </w:r>
       <w:r>
         <w:rPr>
           <w:color w:val="000000"/>
+          <w:sz w:val="19"/>
+          <w:szCs w:val="19"/>
         </w:rPr>
         <w:t>: Managed</w:t>
       </w:r>
@@ -1251,12 +1636,16 @@
         <w:rPr>
           <w:i/>
           <w:color w:val="000000"/>
+          <w:sz w:val="19"/>
+          <w:szCs w:val="19"/>
         </w:rPr>
         <w:t xml:space="preserve"> </w:t>
       </w:r>
       <w:r>
         <w:rPr>
           <w:color w:val="000000"/>
+          <w:sz w:val="19"/>
+          <w:szCs w:val="19"/>
         </w:rPr>
         <w:t>the Lower Midwest Regional Cooperative initiatives including invoicing and budget management.</w:t>
       </w:r>
